--- a/MegaProject/Driver_Monitoring_system/Report/Driver_Monitoring_Report.docx
+++ b/MegaProject/Driver_Monitoring_system/Report/Driver_Monitoring_Report.docx
@@ -50,6 +50,47 @@
       </w:r>
     </w:p>
     <w:p>
+      <w:r>
+        <w:drawing>
+          <wp:inline xmlns:a="http://schemas.openxmlformats.org/drawingml/2006/main" xmlns:pic="http://schemas.openxmlformats.org/drawingml/2006/picture">
+            <wp:extent cx="5029200" cy="2978573"/>
+            <wp:docPr id="1" name="Picture 1"/>
+            <wp:cNvGraphicFramePr>
+              <a:graphicFrameLocks noChangeAspect="1"/>
+            </wp:cNvGraphicFramePr>
+            <a:graphic>
+              <a:graphicData uri="http://schemas.openxmlformats.org/drawingml/2006/picture">
+                <pic:pic>
+                  <pic:nvPicPr>
+                    <pic:cNvPr id="0" name="Driver_D1_Performance.png"/>
+                    <pic:cNvPicPr/>
+                  </pic:nvPicPr>
+                  <pic:blipFill>
+                    <a:blip r:embed="rId9"/>
+                    <a:stretch>
+                      <a:fillRect/>
+                    </a:stretch>
+                  </pic:blipFill>
+                  <pic:spPr>
+                    <a:xfrm>
+                      <a:off x="0" y="0"/>
+                      <a:ext cx="5029200" cy="2978573"/>
+                    </a:xfrm>
+                    <a:prstGeom prst="rect"/>
+                  </pic:spPr>
+                </pic:pic>
+              </a:graphicData>
+            </a:graphic>
+          </wp:inline>
+        </w:drawing>
+      </w:r>
+    </w:p>
+    <w:p>
+      <w:r>
+        <w:br w:type="page"/>
+      </w:r>
+    </w:p>
+    <w:p>
       <w:pPr>
         <w:pStyle w:val="Heading1"/>
       </w:pPr>
@@ -86,6 +127,47 @@
         <w:br/>
         <w:t>Driver is showing signs of fatigue. Continuous driving may affect safety and concentration.</w:t>
         <w:br/>
+      </w:r>
+    </w:p>
+    <w:p>
+      <w:r>
+        <w:drawing>
+          <wp:inline xmlns:a="http://schemas.openxmlformats.org/drawingml/2006/main" xmlns:pic="http://schemas.openxmlformats.org/drawingml/2006/picture">
+            <wp:extent cx="5029200" cy="2978573"/>
+            <wp:docPr id="2" name="Picture 2"/>
+            <wp:cNvGraphicFramePr>
+              <a:graphicFrameLocks noChangeAspect="1"/>
+            </wp:cNvGraphicFramePr>
+            <a:graphic>
+              <a:graphicData uri="http://schemas.openxmlformats.org/drawingml/2006/picture">
+                <pic:pic>
+                  <pic:nvPicPr>
+                    <pic:cNvPr id="0" name="Driver_D2_Performance.png"/>
+                    <pic:cNvPicPr/>
+                  </pic:nvPicPr>
+                  <pic:blipFill>
+                    <a:blip r:embed="rId10"/>
+                    <a:stretch>
+                      <a:fillRect/>
+                    </a:stretch>
+                  </pic:blipFill>
+                  <pic:spPr>
+                    <a:xfrm>
+                      <a:off x="0" y="0"/>
+                      <a:ext cx="5029200" cy="2978573"/>
+                    </a:xfrm>
+                    <a:prstGeom prst="rect"/>
+                  </pic:spPr>
+                </pic:pic>
+              </a:graphicData>
+            </a:graphic>
+          </wp:inline>
+        </w:drawing>
+      </w:r>
+    </w:p>
+    <w:p>
+      <w:r>
+        <w:br w:type="page"/>
       </w:r>
     </w:p>
     <w:p>
@@ -128,6 +210,47 @@
       </w:r>
     </w:p>
     <w:p>
+      <w:r>
+        <w:drawing>
+          <wp:inline xmlns:a="http://schemas.openxmlformats.org/drawingml/2006/main" xmlns:pic="http://schemas.openxmlformats.org/drawingml/2006/picture">
+            <wp:extent cx="5029200" cy="2978573"/>
+            <wp:docPr id="3" name="Picture 3"/>
+            <wp:cNvGraphicFramePr>
+              <a:graphicFrameLocks noChangeAspect="1"/>
+            </wp:cNvGraphicFramePr>
+            <a:graphic>
+              <a:graphicData uri="http://schemas.openxmlformats.org/drawingml/2006/picture">
+                <pic:pic>
+                  <pic:nvPicPr>
+                    <pic:cNvPr id="0" name="Driver_D3_Performance.png"/>
+                    <pic:cNvPicPr/>
+                  </pic:nvPicPr>
+                  <pic:blipFill>
+                    <a:blip r:embed="rId11"/>
+                    <a:stretch>
+                      <a:fillRect/>
+                    </a:stretch>
+                  </pic:blipFill>
+                  <pic:spPr>
+                    <a:xfrm>
+                      <a:off x="0" y="0"/>
+                      <a:ext cx="5029200" cy="2978573"/>
+                    </a:xfrm>
+                    <a:prstGeom prst="rect"/>
+                  </pic:spPr>
+                </pic:pic>
+              </a:graphicData>
+            </a:graphic>
+          </wp:inline>
+        </w:drawing>
+      </w:r>
+    </w:p>
+    <w:p>
+      <w:r>
+        <w:br w:type="page"/>
+      </w:r>
+    </w:p>
+    <w:p>
       <w:pPr>
         <w:pStyle w:val="Heading1"/>
       </w:pPr>
@@ -164,6 +287,91 @@
         <w:br/>
         <w:t>Driver is highly drowsy and at significant risk. Immediate rest is strongly recommended.</w:t>
         <w:br/>
+      </w:r>
+    </w:p>
+    <w:p>
+      <w:r>
+        <w:drawing>
+          <wp:inline xmlns:a="http://schemas.openxmlformats.org/drawingml/2006/main" xmlns:pic="http://schemas.openxmlformats.org/drawingml/2006/picture">
+            <wp:extent cx="5029200" cy="2978573"/>
+            <wp:docPr id="4" name="Picture 4"/>
+            <wp:cNvGraphicFramePr>
+              <a:graphicFrameLocks noChangeAspect="1"/>
+            </wp:cNvGraphicFramePr>
+            <a:graphic>
+              <a:graphicData uri="http://schemas.openxmlformats.org/drawingml/2006/picture">
+                <pic:pic>
+                  <pic:nvPicPr>
+                    <pic:cNvPr id="0" name="Driver_D4_Performance.png"/>
+                    <pic:cNvPicPr/>
+                  </pic:nvPicPr>
+                  <pic:blipFill>
+                    <a:blip r:embed="rId12"/>
+                    <a:stretch>
+                      <a:fillRect/>
+                    </a:stretch>
+                  </pic:blipFill>
+                  <pic:spPr>
+                    <a:xfrm>
+                      <a:off x="0" y="0"/>
+                      <a:ext cx="5029200" cy="2978573"/>
+                    </a:xfrm>
+                    <a:prstGeom prst="rect"/>
+                  </pic:spPr>
+                </pic:pic>
+              </a:graphicData>
+            </a:graphic>
+          </wp:inline>
+        </w:drawing>
+      </w:r>
+    </w:p>
+    <w:p>
+      <w:r>
+        <w:br w:type="page"/>
+      </w:r>
+    </w:p>
+    <w:p>
+      <w:pPr>
+        <w:pStyle w:val="Heading1"/>
+      </w:pPr>
+      <w:r>
+        <w:t>Driver Attention Score Comparison</w:t>
+      </w:r>
+    </w:p>
+    <w:p>
+      <w:r>
+        <w:drawing>
+          <wp:inline xmlns:a="http://schemas.openxmlformats.org/drawingml/2006/main" xmlns:pic="http://schemas.openxmlformats.org/drawingml/2006/picture">
+            <wp:extent cx="5486400" cy="3260436"/>
+            <wp:docPr id="5" name="Picture 5"/>
+            <wp:cNvGraphicFramePr>
+              <a:graphicFrameLocks noChangeAspect="1"/>
+            </wp:cNvGraphicFramePr>
+            <a:graphic>
+              <a:graphicData uri="http://schemas.openxmlformats.org/drawingml/2006/picture">
+                <pic:pic>
+                  <pic:nvPicPr>
+                    <pic:cNvPr id="0" name="Driver_Attention_Comparison.png"/>
+                    <pic:cNvPicPr/>
+                  </pic:nvPicPr>
+                  <pic:blipFill>
+                    <a:blip r:embed="rId13"/>
+                    <a:stretch>
+                      <a:fillRect/>
+                    </a:stretch>
+                  </pic:blipFill>
+                  <pic:spPr>
+                    <a:xfrm>
+                      <a:off x="0" y="0"/>
+                      <a:ext cx="5486400" cy="3260436"/>
+                    </a:xfrm>
+                    <a:prstGeom prst="rect"/>
+                  </pic:spPr>
+                </pic:pic>
+              </a:graphicData>
+            </a:graphic>
+          </wp:inline>
+        </w:drawing>
       </w:r>
     </w:p>
     <w:sectPr>

--- a/MegaProject/Driver_Monitoring_system/Report/Driver_Monitoring_Report.docx
+++ b/MegaProject/Driver_Monitoring_system/Report/Driver_Monitoring_Report.docx
@@ -51,42 +51,6 @@
     </w:p>
     <w:p>
       <w:r>
-        <w:drawing>
-          <wp:inline xmlns:a="http://schemas.openxmlformats.org/drawingml/2006/main" xmlns:pic="http://schemas.openxmlformats.org/drawingml/2006/picture">
-            <wp:extent cx="5029200" cy="2978573"/>
-            <wp:docPr id="1" name="Picture 1"/>
-            <wp:cNvGraphicFramePr>
-              <a:graphicFrameLocks noChangeAspect="1"/>
-            </wp:cNvGraphicFramePr>
-            <a:graphic>
-              <a:graphicData uri="http://schemas.openxmlformats.org/drawingml/2006/picture">
-                <pic:pic>
-                  <pic:nvPicPr>
-                    <pic:cNvPr id="0" name="Driver_D1_Performance.png"/>
-                    <pic:cNvPicPr/>
-                  </pic:nvPicPr>
-                  <pic:blipFill>
-                    <a:blip r:embed="rId9"/>
-                    <a:stretch>
-                      <a:fillRect/>
-                    </a:stretch>
-                  </pic:blipFill>
-                  <pic:spPr>
-                    <a:xfrm>
-                      <a:off x="0" y="0"/>
-                      <a:ext cx="5029200" cy="2978573"/>
-                    </a:xfrm>
-                    <a:prstGeom prst="rect"/>
-                  </pic:spPr>
-                </pic:pic>
-              </a:graphicData>
-            </a:graphic>
-          </wp:inline>
-        </w:drawing>
-      </w:r>
-    </w:p>
-    <w:p>
-      <w:r>
         <w:br w:type="page"/>
       </w:r>
     </w:p>
@@ -127,42 +91,6 @@
         <w:br/>
         <w:t>Driver is showing signs of fatigue. Continuous driving may affect safety and concentration.</w:t>
         <w:br/>
-      </w:r>
-    </w:p>
-    <w:p>
-      <w:r>
-        <w:drawing>
-          <wp:inline xmlns:a="http://schemas.openxmlformats.org/drawingml/2006/main" xmlns:pic="http://schemas.openxmlformats.org/drawingml/2006/picture">
-            <wp:extent cx="5029200" cy="2978573"/>
-            <wp:docPr id="2" name="Picture 2"/>
-            <wp:cNvGraphicFramePr>
-              <a:graphicFrameLocks noChangeAspect="1"/>
-            </wp:cNvGraphicFramePr>
-            <a:graphic>
-              <a:graphicData uri="http://schemas.openxmlformats.org/drawingml/2006/picture">
-                <pic:pic>
-                  <pic:nvPicPr>
-                    <pic:cNvPr id="0" name="Driver_D2_Performance.png"/>
-                    <pic:cNvPicPr/>
-                  </pic:nvPicPr>
-                  <pic:blipFill>
-                    <a:blip r:embed="rId10"/>
-                    <a:stretch>
-                      <a:fillRect/>
-                    </a:stretch>
-                  </pic:blipFill>
-                  <pic:spPr>
-                    <a:xfrm>
-                      <a:off x="0" y="0"/>
-                      <a:ext cx="5029200" cy="2978573"/>
-                    </a:xfrm>
-                    <a:prstGeom prst="rect"/>
-                  </pic:spPr>
-                </pic:pic>
-              </a:graphicData>
-            </a:graphic>
-          </wp:inline>
-        </w:drawing>
       </w:r>
     </w:p>
     <w:p>
@@ -211,42 +139,6 @@
     </w:p>
     <w:p>
       <w:r>
-        <w:drawing>
-          <wp:inline xmlns:a="http://schemas.openxmlformats.org/drawingml/2006/main" xmlns:pic="http://schemas.openxmlformats.org/drawingml/2006/picture">
-            <wp:extent cx="5029200" cy="2978573"/>
-            <wp:docPr id="3" name="Picture 3"/>
-            <wp:cNvGraphicFramePr>
-              <a:graphicFrameLocks noChangeAspect="1"/>
-            </wp:cNvGraphicFramePr>
-            <a:graphic>
-              <a:graphicData uri="http://schemas.openxmlformats.org/drawingml/2006/picture">
-                <pic:pic>
-                  <pic:nvPicPr>
-                    <pic:cNvPr id="0" name="Driver_D3_Performance.png"/>
-                    <pic:cNvPicPr/>
-                  </pic:nvPicPr>
-                  <pic:blipFill>
-                    <a:blip r:embed="rId11"/>
-                    <a:stretch>
-                      <a:fillRect/>
-                    </a:stretch>
-                  </pic:blipFill>
-                  <pic:spPr>
-                    <a:xfrm>
-                      <a:off x="0" y="0"/>
-                      <a:ext cx="5029200" cy="2978573"/>
-                    </a:xfrm>
-                    <a:prstGeom prst="rect"/>
-                  </pic:spPr>
-                </pic:pic>
-              </a:graphicData>
-            </a:graphic>
-          </wp:inline>
-        </w:drawing>
-      </w:r>
-    </w:p>
-    <w:p>
-      <w:r>
         <w:br w:type="page"/>
       </w:r>
     </w:p>
@@ -291,42 +183,6 @@
     </w:p>
     <w:p>
       <w:r>
-        <w:drawing>
-          <wp:inline xmlns:a="http://schemas.openxmlformats.org/drawingml/2006/main" xmlns:pic="http://schemas.openxmlformats.org/drawingml/2006/picture">
-            <wp:extent cx="5029200" cy="2978573"/>
-            <wp:docPr id="4" name="Picture 4"/>
-            <wp:cNvGraphicFramePr>
-              <a:graphicFrameLocks noChangeAspect="1"/>
-            </wp:cNvGraphicFramePr>
-            <a:graphic>
-              <a:graphicData uri="http://schemas.openxmlformats.org/drawingml/2006/picture">
-                <pic:pic>
-                  <pic:nvPicPr>
-                    <pic:cNvPr id="0" name="Driver_D4_Performance.png"/>
-                    <pic:cNvPicPr/>
-                  </pic:nvPicPr>
-                  <pic:blipFill>
-                    <a:blip r:embed="rId12"/>
-                    <a:stretch>
-                      <a:fillRect/>
-                    </a:stretch>
-                  </pic:blipFill>
-                  <pic:spPr>
-                    <a:xfrm>
-                      <a:off x="0" y="0"/>
-                      <a:ext cx="5029200" cy="2978573"/>
-                    </a:xfrm>
-                    <a:prstGeom prst="rect"/>
-                  </pic:spPr>
-                </pic:pic>
-              </a:graphicData>
-            </a:graphic>
-          </wp:inline>
-        </w:drawing>
-      </w:r>
-    </w:p>
-    <w:p>
-      <w:r>
         <w:br w:type="page"/>
       </w:r>
     </w:p>
@@ -343,7 +199,7 @@
         <w:drawing>
           <wp:inline xmlns:a="http://schemas.openxmlformats.org/drawingml/2006/main" xmlns:pic="http://schemas.openxmlformats.org/drawingml/2006/picture">
             <wp:extent cx="5486400" cy="3260436"/>
-            <wp:docPr id="5" name="Picture 5"/>
+            <wp:docPr id="1" name="Picture 1"/>
             <wp:cNvGraphicFramePr>
               <a:graphicFrameLocks noChangeAspect="1"/>
             </wp:cNvGraphicFramePr>
@@ -355,7 +211,7 @@
                     <pic:cNvPicPr/>
                   </pic:nvPicPr>
                   <pic:blipFill>
-                    <a:blip r:embed="rId13"/>
+                    <a:blip r:embed="rId9"/>
                     <a:stretch>
                       <a:fillRect/>
                     </a:stretch>

--- a/MegaProject/Driver_Monitoring_system/Report/Driver_Monitoring_Report.docx
+++ b/MegaProject/Driver_Monitoring_system/Report/Driver_Monitoring_Report.docx
@@ -51,6 +51,42 @@
     </w:p>
     <w:p>
       <w:r>
+        <w:drawing>
+          <wp:inline xmlns:a="http://schemas.openxmlformats.org/drawingml/2006/main" xmlns:pic="http://schemas.openxmlformats.org/drawingml/2006/picture">
+            <wp:extent cx="5029200" cy="2978573"/>
+            <wp:docPr id="1" name="Picture 1"/>
+            <wp:cNvGraphicFramePr>
+              <a:graphicFrameLocks noChangeAspect="1"/>
+            </wp:cNvGraphicFramePr>
+            <a:graphic>
+              <a:graphicData uri="http://schemas.openxmlformats.org/drawingml/2006/picture">
+                <pic:pic>
+                  <pic:nvPicPr>
+                    <pic:cNvPr id="0" name="Driver_D1_Performance.png"/>
+                    <pic:cNvPicPr/>
+                  </pic:nvPicPr>
+                  <pic:blipFill>
+                    <a:blip r:embed="rId9"/>
+                    <a:stretch>
+                      <a:fillRect/>
+                    </a:stretch>
+                  </pic:blipFill>
+                  <pic:spPr>
+                    <a:xfrm>
+                      <a:off x="0" y="0"/>
+                      <a:ext cx="5029200" cy="2978573"/>
+                    </a:xfrm>
+                    <a:prstGeom prst="rect"/>
+                  </pic:spPr>
+                </pic:pic>
+              </a:graphicData>
+            </a:graphic>
+          </wp:inline>
+        </w:drawing>
+      </w:r>
+    </w:p>
+    <w:p>
+      <w:r>
         <w:br w:type="page"/>
       </w:r>
     </w:p>
@@ -91,6 +127,42 @@
         <w:br/>
         <w:t>Driver is showing signs of fatigue. Continuous driving may affect safety and concentration.</w:t>
         <w:br/>
+      </w:r>
+    </w:p>
+    <w:p>
+      <w:r>
+        <w:drawing>
+          <wp:inline xmlns:a="http://schemas.openxmlformats.org/drawingml/2006/main" xmlns:pic="http://schemas.openxmlformats.org/drawingml/2006/picture">
+            <wp:extent cx="5029200" cy="2978573"/>
+            <wp:docPr id="2" name="Picture 2"/>
+            <wp:cNvGraphicFramePr>
+              <a:graphicFrameLocks noChangeAspect="1"/>
+            </wp:cNvGraphicFramePr>
+            <a:graphic>
+              <a:graphicData uri="http://schemas.openxmlformats.org/drawingml/2006/picture">
+                <pic:pic>
+                  <pic:nvPicPr>
+                    <pic:cNvPr id="0" name="Driver_D2_Performance.png"/>
+                    <pic:cNvPicPr/>
+                  </pic:nvPicPr>
+                  <pic:blipFill>
+                    <a:blip r:embed="rId10"/>
+                    <a:stretch>
+                      <a:fillRect/>
+                    </a:stretch>
+                  </pic:blipFill>
+                  <pic:spPr>
+                    <a:xfrm>
+                      <a:off x="0" y="0"/>
+                      <a:ext cx="5029200" cy="2978573"/>
+                    </a:xfrm>
+                    <a:prstGeom prst="rect"/>
+                  </pic:spPr>
+                </pic:pic>
+              </a:graphicData>
+            </a:graphic>
+          </wp:inline>
+        </w:drawing>
       </w:r>
     </w:p>
     <w:p>
@@ -139,6 +211,42 @@
     </w:p>
     <w:p>
       <w:r>
+        <w:drawing>
+          <wp:inline xmlns:a="http://schemas.openxmlformats.org/drawingml/2006/main" xmlns:pic="http://schemas.openxmlformats.org/drawingml/2006/picture">
+            <wp:extent cx="5029200" cy="2978573"/>
+            <wp:docPr id="3" name="Picture 3"/>
+            <wp:cNvGraphicFramePr>
+              <a:graphicFrameLocks noChangeAspect="1"/>
+            </wp:cNvGraphicFramePr>
+            <a:graphic>
+              <a:graphicData uri="http://schemas.openxmlformats.org/drawingml/2006/picture">
+                <pic:pic>
+                  <pic:nvPicPr>
+                    <pic:cNvPr id="0" name="Driver_D3_Performance.png"/>
+                    <pic:cNvPicPr/>
+                  </pic:nvPicPr>
+                  <pic:blipFill>
+                    <a:blip r:embed="rId11"/>
+                    <a:stretch>
+                      <a:fillRect/>
+                    </a:stretch>
+                  </pic:blipFill>
+                  <pic:spPr>
+                    <a:xfrm>
+                      <a:off x="0" y="0"/>
+                      <a:ext cx="5029200" cy="2978573"/>
+                    </a:xfrm>
+                    <a:prstGeom prst="rect"/>
+                  </pic:spPr>
+                </pic:pic>
+              </a:graphicData>
+            </a:graphic>
+          </wp:inline>
+        </w:drawing>
+      </w:r>
+    </w:p>
+    <w:p>
+      <w:r>
         <w:br w:type="page"/>
       </w:r>
     </w:p>
@@ -183,6 +291,42 @@
     </w:p>
     <w:p>
       <w:r>
+        <w:drawing>
+          <wp:inline xmlns:a="http://schemas.openxmlformats.org/drawingml/2006/main" xmlns:pic="http://schemas.openxmlformats.org/drawingml/2006/picture">
+            <wp:extent cx="5029200" cy="2978573"/>
+            <wp:docPr id="4" name="Picture 4"/>
+            <wp:cNvGraphicFramePr>
+              <a:graphicFrameLocks noChangeAspect="1"/>
+            </wp:cNvGraphicFramePr>
+            <a:graphic>
+              <a:graphicData uri="http://schemas.openxmlformats.org/drawingml/2006/picture">
+                <pic:pic>
+                  <pic:nvPicPr>
+                    <pic:cNvPr id="0" name="Driver_D4_Performance.png"/>
+                    <pic:cNvPicPr/>
+                  </pic:nvPicPr>
+                  <pic:blipFill>
+                    <a:blip r:embed="rId12"/>
+                    <a:stretch>
+                      <a:fillRect/>
+                    </a:stretch>
+                  </pic:blipFill>
+                  <pic:spPr>
+                    <a:xfrm>
+                      <a:off x="0" y="0"/>
+                      <a:ext cx="5029200" cy="2978573"/>
+                    </a:xfrm>
+                    <a:prstGeom prst="rect"/>
+                  </pic:spPr>
+                </pic:pic>
+              </a:graphicData>
+            </a:graphic>
+          </wp:inline>
+        </w:drawing>
+      </w:r>
+    </w:p>
+    <w:p>
+      <w:r>
         <w:br w:type="page"/>
       </w:r>
     </w:p>
@@ -199,7 +343,7 @@
         <w:drawing>
           <wp:inline xmlns:a="http://schemas.openxmlformats.org/drawingml/2006/main" xmlns:pic="http://schemas.openxmlformats.org/drawingml/2006/picture">
             <wp:extent cx="5486400" cy="3260436"/>
-            <wp:docPr id="1" name="Picture 1"/>
+            <wp:docPr id="5" name="Picture 5"/>
             <wp:cNvGraphicFramePr>
               <a:graphicFrameLocks noChangeAspect="1"/>
             </wp:cNvGraphicFramePr>
@@ -211,7 +355,7 @@
                     <pic:cNvPicPr/>
                   </pic:nvPicPr>
                   <pic:blipFill>
-                    <a:blip r:embed="rId9"/>
+                    <a:blip r:embed="rId13"/>
                     <a:stretch>
                       <a:fillRect/>
                     </a:stretch>

--- a/MegaProject/Driver_Monitoring_system/Report/Driver_Monitoring_Report.docx
+++ b/MegaProject/Driver_Monitoring_system/Report/Driver_Monitoring_Report.docx
@@ -31,14 +31,14 @@
         <w:t>Distance Covered    : 59.00 km</w:t>
         <w:br/>
         <w:br/>
-        <w:t>Average Eye Closure : 16.58 %</w:t>
+        <w:t>Average Eye Closure : 16.30 %</w:t>
         <w:br/>
-        <w:t>Average Blink Rate  : 15.61 blinks/min</w:t>
+        <w:t>Average Blink Rate  : 15.35 blinks/min</w:t>
         <w:br/>
-        <w:t>Average Head Pitch  : 3.36°</w:t>
+        <w:t>Average Head Pitch  : 3.30°</w:t>
         <w:br/>
         <w:br/>
-        <w:t>Attention Score     : 87.28</w:t>
+        <w:t>Attention Score     : 87.18</w:t>
         <w:br/>
         <w:t>Driver State        : Alert</w:t>
         <w:br/>
@@ -111,14 +111,14 @@
         <w:t>Distance Covered    : 48.97 km</w:t>
         <w:br/>
         <w:br/>
-        <w:t>Average Eye Closure : 36.44 %</w:t>
+        <w:t>Average Eye Closure : 36.10 %</w:t>
         <w:br/>
-        <w:t>Average Blink Rate  : 10.85 blinks/min</w:t>
+        <w:t>Average Blink Rate  : 10.77 blinks/min</w:t>
         <w:br/>
-        <w:t>Average Head Pitch  : 7.07°</w:t>
+        <w:t>Average Head Pitch  : 6.93°</w:t>
         <w:br/>
         <w:br/>
-        <w:t>Attention Score     : 68.56</w:t>
+        <w:t>Attention Score     : 68.89</w:t>
         <w:br/>
         <w:t>Driver State        : Slight_Fatigue</w:t>
         <w:br/>
@@ -191,14 +191,14 @@
         <w:t>Distance Covered    : 54.60 km</w:t>
         <w:br/>
         <w:br/>
-        <w:t>Average Eye Closure : 47.55 %</w:t>
+        <w:t>Average Eye Closure : 47.54 %</w:t>
         <w:br/>
-        <w:t>Average Blink Rate  : 9.13 blinks/min</w:t>
+        <w:t>Average Blink Rate  : 8.97 blinks/min</w:t>
         <w:br/>
-        <w:t>Average Head Pitch  : 7.90°</w:t>
+        <w:t>Average Head Pitch  : 7.79°</w:t>
         <w:br/>
         <w:br/>
-        <w:t>Attention Score     : 59.00</w:t>
+        <w:t>Attention Score     : 59.26</w:t>
         <w:br/>
         <w:t>Driver State        : Slight_Fatigue</w:t>
         <w:br/>
@@ -271,14 +271,14 @@
         <w:t>Distance Covered    : 49.80 km</w:t>
         <w:br/>
         <w:br/>
-        <w:t>Average Eye Closure : 67.75 %</w:t>
+        <w:t>Average Eye Closure : 67.54 %</w:t>
         <w:br/>
-        <w:t>Average Blink Rate  : 4.47 blinks/min</w:t>
+        <w:t>Average Blink Rate  : 4.31 blinks/min</w:t>
         <w:br/>
-        <w:t>Average Head Pitch  : 13.17°</w:t>
+        <w:t>Average Head Pitch  : 12.92°</w:t>
         <w:br/>
         <w:br/>
-        <w:t>Attention Score     : 37.52</w:t>
+        <w:t>Attention Score     : 38.36</w:t>
         <w:br/>
         <w:t>Driver State        : Drowsy</w:t>
         <w:br/>
